--- a/docs/Lighthouse_Evaluation_Report_HE.docx
+++ b/docs/Lighthouse_Evaluation_Report_HE.docx
@@ -531,6 +531,35 @@
           <w:rtl/>
         </w:rPr>
         <w:t xml:space="preserve">המערכת זהירה ומדויקת כשהיא מתריעה, ולא הטעתה אף פעם על הודעה לגיטימית במדגם. עם זאת, היא מזהה רק מחצית מההתקפות. היא חזקה מאוד בזיהוי התחזות למותגים מוכרים, וחלשה בהתקפות שאינן משאירות "עקבות טכניים": הנדסה חברתית טהורה, קבצים מצורפים שאינם קובצי הרצה, ודיוג שאינו מתחזה למותג.</w:t>
+      </w:r>
+    </w:p>
+    <w:p>
+      <w:pPr>
+        <w:bidi/>
+        <w:spacing w:after="120" w:before="0" w:line="300"/>
+      </w:pPr>
+      <w:r>
+        <w:rPr>
+          <w:rFonts w:ascii="Arial" w:cs="Arial" w:hAnsi="Arial"/>
+          <w:b/>
+          <w:bCs/>
+          <w:i w:val="false"/>
+          <w:sz w:val="22"/>
+          <w:szCs w:val="22"/>
+          <w:rtl/>
+        </w:rPr>
+        <w:t xml:space="preserve">בדיקה שנייה, על מדגם נפרד: </w:t>
+      </w:r>
+      <w:r>
+        <w:rPr>
+          <w:rFonts w:ascii="Arial" w:cs="Arial" w:hAnsi="Arial"/>
+          <w:b w:val="false"/>
+          <w:i w:val="false"/>
+          <w:sz w:val="22"/>
+          <w:szCs w:val="22"/>
+          <w:rtl/>
+        </w:rPr>
+        <w:t xml:space="preserve">אחרי שיפורים שנבנו בעקבות הבדיקה הראשונה, המנוע נבדק פעם אחת על 50 הודעות חדשות שלא שימשו לפיתוח. זוהו 7 מתוך 20 הודעות זדוניות (35%), עם אזעקת שווא אחת מתוך 30. המדגם כוון בכוונה לנקודות התורפה, והתוצאות מפורטות בסעיף 8.</w:t>
       </w:r>
     </w:p>
     <w:p>
@@ -2865,7 +2894,7 @@
           <w:szCs w:val="22"/>
           <w:rtl/>
         </w:rPr>
-        <w:t xml:space="preserve">השיפורים מסודרים לפי היחס בין התועלת הצפויה למאמץ. אף אחד מהם עדיין לא יושם, בכוונה: כל שינוי צריך להימדד על מדגם חדש ונפרד ולא על מדגם זה (ראו סעיף 7).</w:t>
+        <w:t xml:space="preserve">השיפורים מסודרים לפי היחס בין התועלת הצפויה למאמץ. לאחר כתיבת הדוח יושמו שיפורים 1 ו-2 (קבצים מסוכנים והונאה טקסטואלית), והם נמדדו על מדגם חדש ונפרד ולא על מדגם זה (ראו סעיף 8). שאר השיפורים טרם יושמו.</w:t>
       </w:r>
     </w:p>
     <w:tbl>
@@ -4356,7 +4385,1350 @@
           <w:szCs w:val="30"/>
           <w:rtl/>
         </w:rPr>
-        <w:t xml:space="preserve">נספח: תוצאות לכל הודעה</w:t>
+        <w:t xml:space="preserve">8. בדיקה על מדגם נפרד</w:t>
+      </w:r>
+    </w:p>
+    <w:p>
+      <w:pPr>
+        <w:bidi/>
+        <w:spacing w:after="120" w:before="0" w:line="300"/>
+      </w:pPr>
+      <w:r>
+        <w:rPr>
+          <w:rFonts w:ascii="Arial" w:cs="Arial" w:hAnsi="Arial"/>
+          <w:b w:val="false"/>
+          <w:i w:val="false"/>
+          <w:sz w:val="22"/>
+          <w:szCs w:val="22"/>
+          <w:rtl/>
+        </w:rPr>
+        <w:t xml:space="preserve">לאחר הבדיקה הראשונה נוספו שני שיפורים: זיהוי קבצים מסוכנים נוספים (HTML, ISO ועוד) וזיהוי הונאת תשלום ללא קישורים. כיוון שהשיפורים נבנו לפי הפספוסים של המדגם הראשון, מדידה חוזרת עליו אינה אמינה. לכן נכתבו 50 הודעות חדשות, באותה שיטה, והמנוע הורץ עליהן פעם אחת בלבד, ללא שינוי בחוקים לפני ההרצה או אחריה.</w:t>
+      </w:r>
+    </w:p>
+    <w:p>
+      <w:pPr>
+        <w:bidi/>
+        <w:spacing w:after="120" w:before="0" w:line="300"/>
+      </w:pPr>
+      <w:r>
+        <w:rPr>
+          <w:rFonts w:ascii="Arial" w:cs="Arial" w:hAnsi="Arial"/>
+          <w:b w:val="false"/>
+          <w:i w:val="false"/>
+          <w:sz w:val="22"/>
+          <w:szCs w:val="22"/>
+          <w:rtl/>
+        </w:rPr>
+        <w:t xml:space="preserve">המדגם כוון בכוונה לנקודות התורפה שנחשפו: דיוג שאינו מתחזה למותג, הונאות תשלום ומשלוח, וגם הודעות לגיטימיות קשות (מנהל שמאשר העברה, חשבונית שתשובותיה מופנות ל-Yahoo, חברים שמדברים על כסף). זהו מבחן לחץ, לא תמונה של תיבת דואר רגילה.</w:t>
+      </w:r>
+    </w:p>
+    <w:tbl>
+      <w:tblPr>
+        <w:bidiVisual/>
+        <w:tblW w:type="dxa" w:w="9638"/>
+        <w:tblBorders>
+          <w:top w:val="single" w:color="auto" w:sz="4"/>
+          <w:left w:val="single" w:color="auto" w:sz="4"/>
+          <w:bottom w:val="single" w:color="auto" w:sz="4"/>
+          <w:right w:val="single" w:color="auto" w:sz="4"/>
+          <w:insideH w:val="single" w:color="auto" w:sz="4"/>
+          <w:insideV w:val="single" w:color="auto" w:sz="4"/>
+        </w:tblBorders>
+        <w:tblLayout w:type="fixed"/>
+      </w:tblPr>
+      <w:tblGrid>
+        <w:gridCol w:w="3212"/>
+        <w:gridCol w:w="3213"/>
+        <w:gridCol w:w="3213"/>
+      </w:tblGrid>
+      <w:tr>
+        <w:trPr>
+          <w:cantSplit/>
+          <w:tblHeader/>
+        </w:trPr>
+        <w:tc>
+          <w:tcPr>
+            <w:tcW w:type="dxa" w:w="3212"/>
+            <w:tcBorders>
+              <w:top w:val="single" w:color="BFBFBF" w:sz="4"/>
+              <w:left w:val="single" w:color="BFBFBF" w:sz="4"/>
+              <w:bottom w:val="single" w:color="BFBFBF" w:sz="4"/>
+              <w:right w:val="single" w:color="BFBFBF" w:sz="4"/>
+            </w:tcBorders>
+            <w:shd w:fill="0B3D59" w:color="auto" w:val="clear"/>
+            <w:tcMar>
+              <w:top w:type="dxa" w:w="60"/>
+              <w:left w:type="dxa" w:w="100"/>
+              <w:bottom w:type="dxa" w:w="60"/>
+              <w:right w:type="dxa" w:w="100"/>
+            </w:tcMar>
+          </w:tcPr>
+          <w:p>
+            <w:pPr>
+              <w:bidi/>
+            </w:pPr>
+            <w:r>
+              <w:rPr>
+                <w:rFonts w:ascii="Arial" w:cs="Arial" w:hAnsi="Arial"/>
+                <w:b/>
+                <w:bCs/>
+                <w:i w:val="false"/>
+                <w:color w:val="FFFFFF"/>
+                <w:sz w:val="21"/>
+                <w:szCs w:val="21"/>
+                <w:rtl/>
+              </w:rPr>
+              <w:t xml:space="preserve"/>
+            </w:r>
+          </w:p>
+        </w:tc>
+        <w:tc>
+          <w:tcPr>
+            <w:tcW w:type="dxa" w:w="3213"/>
+            <w:tcBorders>
+              <w:top w:val="single" w:color="BFBFBF" w:sz="4"/>
+              <w:left w:val="single" w:color="BFBFBF" w:sz="4"/>
+              <w:bottom w:val="single" w:color="BFBFBF" w:sz="4"/>
+              <w:right w:val="single" w:color="BFBFBF" w:sz="4"/>
+            </w:tcBorders>
+            <w:shd w:fill="0B3D59" w:color="auto" w:val="clear"/>
+            <w:tcMar>
+              <w:top w:type="dxa" w:w="60"/>
+              <w:left w:type="dxa" w:w="100"/>
+              <w:bottom w:type="dxa" w:w="60"/>
+              <w:right w:type="dxa" w:w="100"/>
+            </w:tcMar>
+          </w:tcPr>
+          <w:p>
+            <w:pPr>
+              <w:bidi/>
+            </w:pPr>
+            <w:r>
+              <w:rPr>
+                <w:rFonts w:ascii="Arial" w:cs="Arial" w:hAnsi="Arial"/>
+                <w:b/>
+                <w:bCs/>
+                <w:i w:val="false"/>
+                <w:color w:val="FFFFFF"/>
+                <w:sz w:val="21"/>
+                <w:szCs w:val="21"/>
+                <w:rtl/>
+              </w:rPr>
+              <w:t xml:space="preserve">סומן כחשוד</w:t>
+            </w:r>
+          </w:p>
+        </w:tc>
+        <w:tc>
+          <w:tcPr>
+            <w:tcW w:type="dxa" w:w="3213"/>
+            <w:tcBorders>
+              <w:top w:val="single" w:color="BFBFBF" w:sz="4"/>
+              <w:left w:val="single" w:color="BFBFBF" w:sz="4"/>
+              <w:bottom w:val="single" w:color="BFBFBF" w:sz="4"/>
+              <w:right w:val="single" w:color="BFBFBF" w:sz="4"/>
+            </w:tcBorders>
+            <w:shd w:fill="0B3D59" w:color="auto" w:val="clear"/>
+            <w:tcMar>
+              <w:top w:type="dxa" w:w="60"/>
+              <w:left w:type="dxa" w:w="100"/>
+              <w:bottom w:type="dxa" w:w="60"/>
+              <w:right w:type="dxa" w:w="100"/>
+            </w:tcMar>
+          </w:tcPr>
+          <w:p>
+            <w:pPr>
+              <w:bidi/>
+            </w:pPr>
+            <w:r>
+              <w:rPr>
+                <w:rFonts w:ascii="Arial" w:cs="Arial" w:hAnsi="Arial"/>
+                <w:b/>
+                <w:bCs/>
+                <w:i w:val="false"/>
+                <w:color w:val="FFFFFF"/>
+                <w:sz w:val="21"/>
+                <w:szCs w:val="21"/>
+                <w:rtl/>
+              </w:rPr>
+              <w:t xml:space="preserve">לא סומן</w:t>
+            </w:r>
+          </w:p>
+        </w:tc>
+      </w:tr>
+      <w:tr>
+        <w:trPr>
+          <w:cantSplit/>
+          <w:tblHeader w:val="off"/>
+        </w:trPr>
+        <w:tc>
+          <w:tcPr>
+            <w:tcW w:type="dxa" w:w="3212"/>
+            <w:tcBorders>
+              <w:top w:val="single" w:color="BFBFBF" w:sz="4"/>
+              <w:left w:val="single" w:color="BFBFBF" w:sz="4"/>
+              <w:bottom w:val="single" w:color="BFBFBF" w:sz="4"/>
+              <w:right w:val="single" w:color="BFBFBF" w:sz="4"/>
+            </w:tcBorders>
+            <w:tcMar>
+              <w:top w:type="dxa" w:w="60"/>
+              <w:left w:type="dxa" w:w="100"/>
+              <w:bottom w:type="dxa" w:w="60"/>
+              <w:right w:type="dxa" w:w="100"/>
+            </w:tcMar>
+          </w:tcPr>
+          <w:p>
+            <w:pPr>
+              <w:bidi/>
+            </w:pPr>
+            <w:r>
+              <w:rPr>
+                <w:rFonts w:ascii="Arial" w:cs="Arial" w:hAnsi="Arial"/>
+                <w:b/>
+                <w:bCs/>
+                <w:i w:val="false"/>
+                <w:sz w:val="21"/>
+                <w:szCs w:val="21"/>
+                <w:rtl/>
+              </w:rPr>
+              <w:t xml:space="preserve">זדוני (20)</w:t>
+            </w:r>
+          </w:p>
+        </w:tc>
+        <w:tc>
+          <w:tcPr>
+            <w:tcW w:type="dxa" w:w="3213"/>
+            <w:tcBorders>
+              <w:top w:val="single" w:color="BFBFBF" w:sz="4"/>
+              <w:left w:val="single" w:color="BFBFBF" w:sz="4"/>
+              <w:bottom w:val="single" w:color="BFBFBF" w:sz="4"/>
+              <w:right w:val="single" w:color="BFBFBF" w:sz="4"/>
+            </w:tcBorders>
+            <w:shd w:fill="E3F1EC" w:color="auto" w:val="clear"/>
+            <w:tcMar>
+              <w:top w:type="dxa" w:w="60"/>
+              <w:left w:type="dxa" w:w="100"/>
+              <w:bottom w:type="dxa" w:w="60"/>
+              <w:right w:type="dxa" w:w="100"/>
+            </w:tcMar>
+          </w:tcPr>
+          <w:p>
+            <w:pPr>
+              <w:bidi/>
+              <w:jc w:val="center"/>
+            </w:pPr>
+            <w:r>
+              <w:rPr>
+                <w:rFonts w:ascii="Arial" w:cs="Arial" w:hAnsi="Arial"/>
+                <w:b/>
+                <w:bCs/>
+                <w:i w:val="false"/>
+                <w:color w:val="2E7D6B"/>
+                <w:sz w:val="21"/>
+                <w:szCs w:val="21"/>
+                <w:rtl/>
+              </w:rPr>
+              <w:t xml:space="preserve">7  (זוהה)</w:t>
+            </w:r>
+          </w:p>
+        </w:tc>
+        <w:tc>
+          <w:tcPr>
+            <w:tcW w:type="dxa" w:w="3213"/>
+            <w:tcBorders>
+              <w:top w:val="single" w:color="BFBFBF" w:sz="4"/>
+              <w:left w:val="single" w:color="BFBFBF" w:sz="4"/>
+              <w:bottom w:val="single" w:color="BFBFBF" w:sz="4"/>
+              <w:right w:val="single" w:color="BFBFBF" w:sz="4"/>
+            </w:tcBorders>
+            <w:shd w:fill="FBE9E7" w:color="auto" w:val="clear"/>
+            <w:tcMar>
+              <w:top w:type="dxa" w:w="60"/>
+              <w:left w:type="dxa" w:w="100"/>
+              <w:bottom w:type="dxa" w:w="60"/>
+              <w:right w:type="dxa" w:w="100"/>
+            </w:tcMar>
+          </w:tcPr>
+          <w:p>
+            <w:pPr>
+              <w:bidi/>
+              <w:jc w:val="center"/>
+            </w:pPr>
+            <w:r>
+              <w:rPr>
+                <w:rFonts w:ascii="Arial" w:cs="Arial" w:hAnsi="Arial"/>
+                <w:b/>
+                <w:bCs/>
+                <w:i w:val="false"/>
+                <w:color w:val="C62828"/>
+                <w:sz w:val="21"/>
+                <w:szCs w:val="21"/>
+                <w:rtl/>
+              </w:rPr>
+              <w:t xml:space="preserve">13  (פוספס)</w:t>
+            </w:r>
+          </w:p>
+        </w:tc>
+      </w:tr>
+      <w:tr>
+        <w:trPr>
+          <w:cantSplit/>
+          <w:tblHeader w:val="off"/>
+        </w:trPr>
+        <w:tc>
+          <w:tcPr>
+            <w:tcW w:type="dxa" w:w="3212"/>
+            <w:tcBorders>
+              <w:top w:val="single" w:color="BFBFBF" w:sz="4"/>
+              <w:left w:val="single" w:color="BFBFBF" w:sz="4"/>
+              <w:bottom w:val="single" w:color="BFBFBF" w:sz="4"/>
+              <w:right w:val="single" w:color="BFBFBF" w:sz="4"/>
+            </w:tcBorders>
+            <w:tcMar>
+              <w:top w:type="dxa" w:w="60"/>
+              <w:left w:type="dxa" w:w="100"/>
+              <w:bottom w:type="dxa" w:w="60"/>
+              <w:right w:type="dxa" w:w="100"/>
+            </w:tcMar>
+          </w:tcPr>
+          <w:p>
+            <w:pPr>
+              <w:bidi/>
+            </w:pPr>
+            <w:r>
+              <w:rPr>
+                <w:rFonts w:ascii="Arial" w:cs="Arial" w:hAnsi="Arial"/>
+                <w:b/>
+                <w:bCs/>
+                <w:i w:val="false"/>
+                <w:sz w:val="21"/>
+                <w:szCs w:val="21"/>
+                <w:rtl/>
+              </w:rPr>
+              <w:t xml:space="preserve">לגיטימי (30)</w:t>
+            </w:r>
+          </w:p>
+        </w:tc>
+        <w:tc>
+          <w:tcPr>
+            <w:tcW w:type="dxa" w:w="3213"/>
+            <w:tcBorders>
+              <w:top w:val="single" w:color="BFBFBF" w:sz="4"/>
+              <w:left w:val="single" w:color="BFBFBF" w:sz="4"/>
+              <w:bottom w:val="single" w:color="BFBFBF" w:sz="4"/>
+              <w:right w:val="single" w:color="BFBFBF" w:sz="4"/>
+            </w:tcBorders>
+            <w:shd w:fill="FBE9E7" w:color="auto" w:val="clear"/>
+            <w:tcMar>
+              <w:top w:type="dxa" w:w="60"/>
+              <w:left w:type="dxa" w:w="100"/>
+              <w:bottom w:type="dxa" w:w="60"/>
+              <w:right w:type="dxa" w:w="100"/>
+            </w:tcMar>
+          </w:tcPr>
+          <w:p>
+            <w:pPr>
+              <w:bidi/>
+              <w:jc w:val="center"/>
+            </w:pPr>
+            <w:r>
+              <w:rPr>
+                <w:rFonts w:ascii="Arial" w:cs="Arial" w:hAnsi="Arial"/>
+                <w:b/>
+                <w:bCs/>
+                <w:i w:val="false"/>
+                <w:color w:val="C62828"/>
+                <w:sz w:val="21"/>
+                <w:szCs w:val="21"/>
+                <w:rtl/>
+              </w:rPr>
+              <w:t xml:space="preserve">1  (אזעקת שווא)</w:t>
+            </w:r>
+          </w:p>
+        </w:tc>
+        <w:tc>
+          <w:tcPr>
+            <w:tcW w:type="dxa" w:w="3213"/>
+            <w:tcBorders>
+              <w:top w:val="single" w:color="BFBFBF" w:sz="4"/>
+              <w:left w:val="single" w:color="BFBFBF" w:sz="4"/>
+              <w:bottom w:val="single" w:color="BFBFBF" w:sz="4"/>
+              <w:right w:val="single" w:color="BFBFBF" w:sz="4"/>
+            </w:tcBorders>
+            <w:shd w:fill="E3F1EC" w:color="auto" w:val="clear"/>
+            <w:tcMar>
+              <w:top w:type="dxa" w:w="60"/>
+              <w:left w:type="dxa" w:w="100"/>
+              <w:bottom w:type="dxa" w:w="60"/>
+              <w:right w:type="dxa" w:w="100"/>
+            </w:tcMar>
+          </w:tcPr>
+          <w:p>
+            <w:pPr>
+              <w:bidi/>
+              <w:jc w:val="center"/>
+            </w:pPr>
+            <w:r>
+              <w:rPr>
+                <w:rFonts w:ascii="Arial" w:cs="Arial" w:hAnsi="Arial"/>
+                <w:b/>
+                <w:bCs/>
+                <w:i w:val="false"/>
+                <w:color w:val="2E7D6B"/>
+                <w:sz w:val="21"/>
+                <w:szCs w:val="21"/>
+                <w:rtl/>
+              </w:rPr>
+              <w:t xml:space="preserve">29  (תקין)</w:t>
+            </w:r>
+          </w:p>
+        </w:tc>
+      </w:tr>
+    </w:tbl>
+    <w:p>
+      <w:pPr>
+        <w:bidi/>
+        <w:spacing w:after="60" w:before="0" w:line="300"/>
+      </w:pPr>
+      <w:r>
+        <w:rPr>
+          <w:rFonts w:ascii="Arial" w:cs="Arial" w:hAnsi="Arial"/>
+          <w:b w:val="false"/>
+          <w:i w:val="false"/>
+          <w:sz w:val="22"/>
+          <w:szCs w:val="22"/>
+          <w:rtl/>
+        </w:rPr>
+        <w:t xml:space="preserve"/>
+      </w:r>
+    </w:p>
+    <w:p>
+      <w:pPr>
+        <w:pStyle w:val="Heading2"/>
+        <w:keepNext/>
+        <w:bidi/>
+        <w:spacing w:after="100" w:before="240"/>
+      </w:pPr>
+      <w:r>
+        <w:rPr>
+          <w:rFonts w:ascii="Arial" w:cs="Arial" w:hAnsi="Arial"/>
+          <w:b/>
+          <w:bCs/>
+          <w:i w:val="false"/>
+          <w:color w:val="0B3D59"/>
+          <w:sz w:val="25"/>
+          <w:szCs w:val="25"/>
+          <w:rtl/>
+        </w:rPr>
+        <w:t xml:space="preserve">תוצאות לפי סוג התקפה</w:t>
+      </w:r>
+    </w:p>
+    <w:tbl>
+      <w:tblPr>
+        <w:bidiVisual/>
+        <w:tblW w:type="dxa" w:w="9638"/>
+        <w:tblBorders>
+          <w:top w:val="single" w:color="auto" w:sz="4"/>
+          <w:left w:val="single" w:color="auto" w:sz="4"/>
+          <w:bottom w:val="single" w:color="auto" w:sz="4"/>
+          <w:right w:val="single" w:color="auto" w:sz="4"/>
+          <w:insideH w:val="single" w:color="auto" w:sz="4"/>
+          <w:insideV w:val="single" w:color="auto" w:sz="4"/>
+        </w:tblBorders>
+        <w:tblLayout w:type="fixed"/>
+      </w:tblPr>
+      <w:tblGrid>
+        <w:gridCol w:w="5638"/>
+        <w:gridCol w:w="2000"/>
+        <w:gridCol w:w="2000"/>
+      </w:tblGrid>
+      <w:tr>
+        <w:trPr>
+          <w:cantSplit/>
+          <w:tblHeader/>
+        </w:trPr>
+        <w:tc>
+          <w:tcPr>
+            <w:tcW w:type="dxa" w:w="5638"/>
+            <w:tcBorders>
+              <w:top w:val="single" w:color="BFBFBF" w:sz="4"/>
+              <w:left w:val="single" w:color="BFBFBF" w:sz="4"/>
+              <w:bottom w:val="single" w:color="BFBFBF" w:sz="4"/>
+              <w:right w:val="single" w:color="BFBFBF" w:sz="4"/>
+            </w:tcBorders>
+            <w:shd w:fill="0B3D59" w:color="auto" w:val="clear"/>
+            <w:tcMar>
+              <w:top w:type="dxa" w:w="60"/>
+              <w:left w:type="dxa" w:w="100"/>
+              <w:bottom w:type="dxa" w:w="60"/>
+              <w:right w:type="dxa" w:w="100"/>
+            </w:tcMar>
+          </w:tcPr>
+          <w:p>
+            <w:pPr>
+              <w:bidi/>
+            </w:pPr>
+            <w:r>
+              <w:rPr>
+                <w:rFonts w:ascii="Arial" w:cs="Arial" w:hAnsi="Arial"/>
+                <w:b/>
+                <w:bCs/>
+                <w:i w:val="false"/>
+                <w:color w:val="FFFFFF"/>
+                <w:sz w:val="20"/>
+                <w:szCs w:val="20"/>
+                <w:rtl/>
+              </w:rPr>
+              <w:t xml:space="preserve">סוג התקפה</w:t>
+            </w:r>
+          </w:p>
+        </w:tc>
+        <w:tc>
+          <w:tcPr>
+            <w:tcW w:type="dxa" w:w="2000"/>
+            <w:tcBorders>
+              <w:top w:val="single" w:color="BFBFBF" w:sz="4"/>
+              <w:left w:val="single" w:color="BFBFBF" w:sz="4"/>
+              <w:bottom w:val="single" w:color="BFBFBF" w:sz="4"/>
+              <w:right w:val="single" w:color="BFBFBF" w:sz="4"/>
+            </w:tcBorders>
+            <w:shd w:fill="0B3D59" w:color="auto" w:val="clear"/>
+            <w:tcMar>
+              <w:top w:type="dxa" w:w="60"/>
+              <w:left w:type="dxa" w:w="100"/>
+              <w:bottom w:type="dxa" w:w="60"/>
+              <w:right w:type="dxa" w:w="100"/>
+            </w:tcMar>
+          </w:tcPr>
+          <w:p>
+            <w:pPr>
+              <w:bidi/>
+            </w:pPr>
+            <w:r>
+              <w:rPr>
+                <w:rFonts w:ascii="Arial" w:cs="Arial" w:hAnsi="Arial"/>
+                <w:b/>
+                <w:bCs/>
+                <w:i w:val="false"/>
+                <w:color w:val="FFFFFF"/>
+                <w:sz w:val="20"/>
+                <w:szCs w:val="20"/>
+                <w:rtl/>
+              </w:rPr>
+              <w:t xml:space="preserve">הודעות</w:t>
+            </w:r>
+          </w:p>
+        </w:tc>
+        <w:tc>
+          <w:tcPr>
+            <w:tcW w:type="dxa" w:w="2000"/>
+            <w:tcBorders>
+              <w:top w:val="single" w:color="BFBFBF" w:sz="4"/>
+              <w:left w:val="single" w:color="BFBFBF" w:sz="4"/>
+              <w:bottom w:val="single" w:color="BFBFBF" w:sz="4"/>
+              <w:right w:val="single" w:color="BFBFBF" w:sz="4"/>
+            </w:tcBorders>
+            <w:shd w:fill="0B3D59" w:color="auto" w:val="clear"/>
+            <w:tcMar>
+              <w:top w:type="dxa" w:w="60"/>
+              <w:left w:type="dxa" w:w="100"/>
+              <w:bottom w:type="dxa" w:w="60"/>
+              <w:right w:type="dxa" w:w="100"/>
+            </w:tcMar>
+          </w:tcPr>
+          <w:p>
+            <w:pPr>
+              <w:bidi/>
+            </w:pPr>
+            <w:r>
+              <w:rPr>
+                <w:rFonts w:ascii="Arial" w:cs="Arial" w:hAnsi="Arial"/>
+                <w:b/>
+                <w:bCs/>
+                <w:i w:val="false"/>
+                <w:color w:val="FFFFFF"/>
+                <w:sz w:val="20"/>
+                <w:szCs w:val="20"/>
+                <w:rtl/>
+              </w:rPr>
+              <w:t xml:space="preserve">זוהו</w:t>
+            </w:r>
+          </w:p>
+        </w:tc>
+      </w:tr>
+      <w:tr>
+        <w:trPr>
+          <w:cantSplit/>
+          <w:tblHeader w:val="off"/>
+        </w:trPr>
+        <w:tc>
+          <w:tcPr>
+            <w:tcW w:type="dxa" w:w="5638"/>
+            <w:tcBorders>
+              <w:top w:val="single" w:color="BFBFBF" w:sz="4"/>
+              <w:left w:val="single" w:color="BFBFBF" w:sz="4"/>
+              <w:bottom w:val="single" w:color="BFBFBF" w:sz="4"/>
+              <w:right w:val="single" w:color="BFBFBF" w:sz="4"/>
+            </w:tcBorders>
+            <w:tcMar>
+              <w:top w:type="dxa" w:w="60"/>
+              <w:left w:type="dxa" w:w="100"/>
+              <w:bottom w:type="dxa" w:w="60"/>
+              <w:right w:type="dxa" w:w="100"/>
+            </w:tcMar>
+          </w:tcPr>
+          <w:p>
+            <w:pPr>
+              <w:bidi/>
+            </w:pPr>
+            <w:r>
+              <w:rPr>
+                <w:rFonts w:ascii="Arial" w:cs="Arial" w:hAnsi="Arial"/>
+                <w:b w:val="false"/>
+                <w:i w:val="false"/>
+                <w:sz w:val="20"/>
+                <w:szCs w:val="20"/>
+                <w:rtl/>
+              </w:rPr>
+              <w:t xml:space="preserve">התחזות למותגים</w:t>
+            </w:r>
+          </w:p>
+        </w:tc>
+        <w:tc>
+          <w:tcPr>
+            <w:tcW w:type="dxa" w:w="2000"/>
+            <w:tcBorders>
+              <w:top w:val="single" w:color="BFBFBF" w:sz="4"/>
+              <w:left w:val="single" w:color="BFBFBF" w:sz="4"/>
+              <w:bottom w:val="single" w:color="BFBFBF" w:sz="4"/>
+              <w:right w:val="single" w:color="BFBFBF" w:sz="4"/>
+            </w:tcBorders>
+            <w:tcMar>
+              <w:top w:type="dxa" w:w="60"/>
+              <w:left w:type="dxa" w:w="100"/>
+              <w:bottom w:type="dxa" w:w="60"/>
+              <w:right w:type="dxa" w:w="100"/>
+            </w:tcMar>
+          </w:tcPr>
+          <w:p>
+            <w:pPr>
+              <w:bidi/>
+              <w:jc w:val="center"/>
+            </w:pPr>
+            <w:r>
+              <w:rPr>
+                <w:rFonts w:ascii="Arial" w:cs="Arial" w:hAnsi="Arial"/>
+                <w:b w:val="false"/>
+                <w:i w:val="false"/>
+                <w:sz w:val="20"/>
+                <w:szCs w:val="20"/>
+                <w:rtl/>
+              </w:rPr>
+              <w:t xml:space="preserve">4</w:t>
+            </w:r>
+          </w:p>
+        </w:tc>
+        <w:tc>
+          <w:tcPr>
+            <w:tcW w:type="dxa" w:w="2000"/>
+            <w:tcBorders>
+              <w:top w:val="single" w:color="BFBFBF" w:sz="4"/>
+              <w:left w:val="single" w:color="BFBFBF" w:sz="4"/>
+              <w:bottom w:val="single" w:color="BFBFBF" w:sz="4"/>
+              <w:right w:val="single" w:color="BFBFBF" w:sz="4"/>
+            </w:tcBorders>
+            <w:tcMar>
+              <w:top w:type="dxa" w:w="60"/>
+              <w:left w:type="dxa" w:w="100"/>
+              <w:bottom w:type="dxa" w:w="60"/>
+              <w:right w:type="dxa" w:w="100"/>
+            </w:tcMar>
+          </w:tcPr>
+          <w:p>
+            <w:pPr>
+              <w:bidi/>
+              <w:jc w:val="center"/>
+            </w:pPr>
+            <w:r>
+              <w:rPr>
+                <w:rFonts w:ascii="Arial" w:cs="Arial" w:hAnsi="Arial"/>
+                <w:b/>
+                <w:bCs/>
+                <w:i w:val="false"/>
+                <w:sz w:val="20"/>
+                <w:szCs w:val="20"/>
+                <w:rtl/>
+              </w:rPr>
+              <w:t xml:space="preserve">3</w:t>
+            </w:r>
+          </w:p>
+        </w:tc>
+      </w:tr>
+      <w:tr>
+        <w:trPr>
+          <w:cantSplit/>
+          <w:tblHeader w:val="off"/>
+        </w:trPr>
+        <w:tc>
+          <w:tcPr>
+            <w:tcW w:type="dxa" w:w="5638"/>
+            <w:tcBorders>
+              <w:top w:val="single" w:color="BFBFBF" w:sz="4"/>
+              <w:left w:val="single" w:color="BFBFBF" w:sz="4"/>
+              <w:bottom w:val="single" w:color="BFBFBF" w:sz="4"/>
+              <w:right w:val="single" w:color="BFBFBF" w:sz="4"/>
+            </w:tcBorders>
+            <w:shd w:fill="F7F9FA" w:color="auto" w:val="clear"/>
+            <w:tcMar>
+              <w:top w:type="dxa" w:w="60"/>
+              <w:left w:type="dxa" w:w="100"/>
+              <w:bottom w:type="dxa" w:w="60"/>
+              <w:right w:type="dxa" w:w="100"/>
+            </w:tcMar>
+          </w:tcPr>
+          <w:p>
+            <w:pPr>
+              <w:bidi/>
+            </w:pPr>
+            <w:r>
+              <w:rPr>
+                <w:rFonts w:ascii="Arial" w:cs="Arial" w:hAnsi="Arial"/>
+                <w:b w:val="false"/>
+                <w:i w:val="false"/>
+                <w:sz w:val="20"/>
+                <w:szCs w:val="20"/>
+                <w:rtl/>
+              </w:rPr>
+              <w:t xml:space="preserve">הפצת נוזקה (קבצים וקישור)</w:t>
+            </w:r>
+          </w:p>
+        </w:tc>
+        <w:tc>
+          <w:tcPr>
+            <w:tcW w:type="dxa" w:w="2000"/>
+            <w:tcBorders>
+              <w:top w:val="single" w:color="BFBFBF" w:sz="4"/>
+              <w:left w:val="single" w:color="BFBFBF" w:sz="4"/>
+              <w:bottom w:val="single" w:color="BFBFBF" w:sz="4"/>
+              <w:right w:val="single" w:color="BFBFBF" w:sz="4"/>
+            </w:tcBorders>
+            <w:shd w:fill="F7F9FA" w:color="auto" w:val="clear"/>
+            <w:tcMar>
+              <w:top w:type="dxa" w:w="60"/>
+              <w:left w:type="dxa" w:w="100"/>
+              <w:bottom w:type="dxa" w:w="60"/>
+              <w:right w:type="dxa" w:w="100"/>
+            </w:tcMar>
+          </w:tcPr>
+          <w:p>
+            <w:pPr>
+              <w:bidi/>
+              <w:jc w:val="center"/>
+            </w:pPr>
+            <w:r>
+              <w:rPr>
+                <w:rFonts w:ascii="Arial" w:cs="Arial" w:hAnsi="Arial"/>
+                <w:b w:val="false"/>
+                <w:i w:val="false"/>
+                <w:sz w:val="20"/>
+                <w:szCs w:val="20"/>
+                <w:rtl/>
+              </w:rPr>
+              <w:t xml:space="preserve">4</w:t>
+            </w:r>
+          </w:p>
+        </w:tc>
+        <w:tc>
+          <w:tcPr>
+            <w:tcW w:type="dxa" w:w="2000"/>
+            <w:tcBorders>
+              <w:top w:val="single" w:color="BFBFBF" w:sz="4"/>
+              <w:left w:val="single" w:color="BFBFBF" w:sz="4"/>
+              <w:bottom w:val="single" w:color="BFBFBF" w:sz="4"/>
+              <w:right w:val="single" w:color="BFBFBF" w:sz="4"/>
+            </w:tcBorders>
+            <w:shd w:fill="F7F9FA" w:color="auto" w:val="clear"/>
+            <w:tcMar>
+              <w:top w:type="dxa" w:w="60"/>
+              <w:left w:type="dxa" w:w="100"/>
+              <w:bottom w:type="dxa" w:w="60"/>
+              <w:right w:type="dxa" w:w="100"/>
+            </w:tcMar>
+          </w:tcPr>
+          <w:p>
+            <w:pPr>
+              <w:bidi/>
+              <w:jc w:val="center"/>
+            </w:pPr>
+            <w:r>
+              <w:rPr>
+                <w:rFonts w:ascii="Arial" w:cs="Arial" w:hAnsi="Arial"/>
+                <w:b/>
+                <w:bCs/>
+                <w:i w:val="false"/>
+                <w:sz w:val="20"/>
+                <w:szCs w:val="20"/>
+                <w:rtl/>
+              </w:rPr>
+              <w:t xml:space="preserve">3</w:t>
+            </w:r>
+          </w:p>
+        </w:tc>
+      </w:tr>
+      <w:tr>
+        <w:trPr>
+          <w:cantSplit/>
+          <w:tblHeader w:val="off"/>
+        </w:trPr>
+        <w:tc>
+          <w:tcPr>
+            <w:tcW w:type="dxa" w:w="5638"/>
+            <w:tcBorders>
+              <w:top w:val="single" w:color="BFBFBF" w:sz="4"/>
+              <w:left w:val="single" w:color="BFBFBF" w:sz="4"/>
+              <w:bottom w:val="single" w:color="BFBFBF" w:sz="4"/>
+              <w:right w:val="single" w:color="BFBFBF" w:sz="4"/>
+            </w:tcBorders>
+            <w:tcMar>
+              <w:top w:type="dxa" w:w="60"/>
+              <w:left w:type="dxa" w:w="100"/>
+              <w:bottom w:type="dxa" w:w="60"/>
+              <w:right w:type="dxa" w:w="100"/>
+            </w:tcMar>
+          </w:tcPr>
+          <w:p>
+            <w:pPr>
+              <w:bidi/>
+            </w:pPr>
+            <w:r>
+              <w:rPr>
+                <w:rFonts w:ascii="Arial" w:cs="Arial" w:hAnsi="Arial"/>
+                <w:b w:val="false"/>
+                <w:i w:val="false"/>
+                <w:sz w:val="20"/>
+                <w:szCs w:val="20"/>
+                <w:rtl/>
+              </w:rPr>
+              <w:t xml:space="preserve">הונאות חשבוניות ותשלום</w:t>
+            </w:r>
+          </w:p>
+        </w:tc>
+        <w:tc>
+          <w:tcPr>
+            <w:tcW w:type="dxa" w:w="2000"/>
+            <w:tcBorders>
+              <w:top w:val="single" w:color="BFBFBF" w:sz="4"/>
+              <w:left w:val="single" w:color="BFBFBF" w:sz="4"/>
+              <w:bottom w:val="single" w:color="BFBFBF" w:sz="4"/>
+              <w:right w:val="single" w:color="BFBFBF" w:sz="4"/>
+            </w:tcBorders>
+            <w:tcMar>
+              <w:top w:type="dxa" w:w="60"/>
+              <w:left w:type="dxa" w:w="100"/>
+              <w:bottom w:type="dxa" w:w="60"/>
+              <w:right w:type="dxa" w:w="100"/>
+            </w:tcMar>
+          </w:tcPr>
+          <w:p>
+            <w:pPr>
+              <w:bidi/>
+              <w:jc w:val="center"/>
+            </w:pPr>
+            <w:r>
+              <w:rPr>
+                <w:rFonts w:ascii="Arial" w:cs="Arial" w:hAnsi="Arial"/>
+                <w:b w:val="false"/>
+                <w:i w:val="false"/>
+                <w:sz w:val="20"/>
+                <w:szCs w:val="20"/>
+                <w:rtl/>
+              </w:rPr>
+              <w:t xml:space="preserve">4</w:t>
+            </w:r>
+          </w:p>
+        </w:tc>
+        <w:tc>
+          <w:tcPr>
+            <w:tcW w:type="dxa" w:w="2000"/>
+            <w:tcBorders>
+              <w:top w:val="single" w:color="BFBFBF" w:sz="4"/>
+              <w:left w:val="single" w:color="BFBFBF" w:sz="4"/>
+              <w:bottom w:val="single" w:color="BFBFBF" w:sz="4"/>
+              <w:right w:val="single" w:color="BFBFBF" w:sz="4"/>
+            </w:tcBorders>
+            <w:tcMar>
+              <w:top w:type="dxa" w:w="60"/>
+              <w:left w:type="dxa" w:w="100"/>
+              <w:bottom w:type="dxa" w:w="60"/>
+              <w:right w:type="dxa" w:w="100"/>
+            </w:tcMar>
+          </w:tcPr>
+          <w:p>
+            <w:pPr>
+              <w:bidi/>
+              <w:jc w:val="center"/>
+            </w:pPr>
+            <w:r>
+              <w:rPr>
+                <w:rFonts w:ascii="Arial" w:cs="Arial" w:hAnsi="Arial"/>
+                <w:b/>
+                <w:bCs/>
+                <w:i w:val="false"/>
+                <w:sz w:val="20"/>
+                <w:szCs w:val="20"/>
+                <w:rtl/>
+              </w:rPr>
+              <w:t xml:space="preserve">1</w:t>
+            </w:r>
+          </w:p>
+        </w:tc>
+      </w:tr>
+      <w:tr>
+        <w:trPr>
+          <w:cantSplit/>
+          <w:tblHeader w:val="off"/>
+        </w:trPr>
+        <w:tc>
+          <w:tcPr>
+            <w:tcW w:type="dxa" w:w="5638"/>
+            <w:tcBorders>
+              <w:top w:val="single" w:color="BFBFBF" w:sz="4"/>
+              <w:left w:val="single" w:color="BFBFBF" w:sz="4"/>
+              <w:bottom w:val="single" w:color="BFBFBF" w:sz="4"/>
+              <w:right w:val="single" w:color="BFBFBF" w:sz="4"/>
+            </w:tcBorders>
+            <w:shd w:fill="F7F9FA" w:color="auto" w:val="clear"/>
+            <w:tcMar>
+              <w:top w:type="dxa" w:w="60"/>
+              <w:left w:type="dxa" w:w="100"/>
+              <w:bottom w:type="dxa" w:w="60"/>
+              <w:right w:type="dxa" w:w="100"/>
+            </w:tcMar>
+          </w:tcPr>
+          <w:p>
+            <w:pPr>
+              <w:bidi/>
+            </w:pPr>
+            <w:r>
+              <w:rPr>
+                <w:rFonts w:ascii="Arial" w:cs="Arial" w:hAnsi="Arial"/>
+                <w:b w:val="false"/>
+                <w:i w:val="false"/>
+                <w:sz w:val="20"/>
+                <w:szCs w:val="20"/>
+                <w:rtl/>
+              </w:rPr>
+              <w:t xml:space="preserve">דיוג שלא מתחזה למותג</w:t>
+            </w:r>
+          </w:p>
+        </w:tc>
+        <w:tc>
+          <w:tcPr>
+            <w:tcW w:type="dxa" w:w="2000"/>
+            <w:tcBorders>
+              <w:top w:val="single" w:color="BFBFBF" w:sz="4"/>
+              <w:left w:val="single" w:color="BFBFBF" w:sz="4"/>
+              <w:bottom w:val="single" w:color="BFBFBF" w:sz="4"/>
+              <w:right w:val="single" w:color="BFBFBF" w:sz="4"/>
+            </w:tcBorders>
+            <w:shd w:fill="F7F9FA" w:color="auto" w:val="clear"/>
+            <w:tcMar>
+              <w:top w:type="dxa" w:w="60"/>
+              <w:left w:type="dxa" w:w="100"/>
+              <w:bottom w:type="dxa" w:w="60"/>
+              <w:right w:type="dxa" w:w="100"/>
+            </w:tcMar>
+          </w:tcPr>
+          <w:p>
+            <w:pPr>
+              <w:bidi/>
+              <w:jc w:val="center"/>
+            </w:pPr>
+            <w:r>
+              <w:rPr>
+                <w:rFonts w:ascii="Arial" w:cs="Arial" w:hAnsi="Arial"/>
+                <w:b w:val="false"/>
+                <w:i w:val="false"/>
+                <w:sz w:val="20"/>
+                <w:szCs w:val="20"/>
+                <w:rtl/>
+              </w:rPr>
+              <w:t xml:space="preserve">4</w:t>
+            </w:r>
+          </w:p>
+        </w:tc>
+        <w:tc>
+          <w:tcPr>
+            <w:tcW w:type="dxa" w:w="2000"/>
+            <w:tcBorders>
+              <w:top w:val="single" w:color="BFBFBF" w:sz="4"/>
+              <w:left w:val="single" w:color="BFBFBF" w:sz="4"/>
+              <w:bottom w:val="single" w:color="BFBFBF" w:sz="4"/>
+              <w:right w:val="single" w:color="BFBFBF" w:sz="4"/>
+            </w:tcBorders>
+            <w:shd w:fill="F7F9FA" w:color="auto" w:val="clear"/>
+            <w:tcMar>
+              <w:top w:type="dxa" w:w="60"/>
+              <w:left w:type="dxa" w:w="100"/>
+              <w:bottom w:type="dxa" w:w="60"/>
+              <w:right w:type="dxa" w:w="100"/>
+            </w:tcMar>
+          </w:tcPr>
+          <w:p>
+            <w:pPr>
+              <w:bidi/>
+              <w:jc w:val="center"/>
+            </w:pPr>
+            <w:r>
+              <w:rPr>
+                <w:rFonts w:ascii="Arial" w:cs="Arial" w:hAnsi="Arial"/>
+                <w:b/>
+                <w:bCs/>
+                <w:i w:val="false"/>
+                <w:color w:val="C62828"/>
+                <w:sz w:val="20"/>
+                <w:szCs w:val="20"/>
+                <w:rtl/>
+              </w:rPr>
+              <w:t xml:space="preserve">0</w:t>
+            </w:r>
+          </w:p>
+        </w:tc>
+      </w:tr>
+      <w:tr>
+        <w:trPr>
+          <w:cantSplit/>
+          <w:tblHeader w:val="off"/>
+        </w:trPr>
+        <w:tc>
+          <w:tcPr>
+            <w:tcW w:type="dxa" w:w="5638"/>
+            <w:tcBorders>
+              <w:top w:val="single" w:color="BFBFBF" w:sz="4"/>
+              <w:left w:val="single" w:color="BFBFBF" w:sz="4"/>
+              <w:bottom w:val="single" w:color="BFBFBF" w:sz="4"/>
+              <w:right w:val="single" w:color="BFBFBF" w:sz="4"/>
+            </w:tcBorders>
+            <w:tcMar>
+              <w:top w:type="dxa" w:w="60"/>
+              <w:left w:type="dxa" w:w="100"/>
+              <w:bottom w:type="dxa" w:w="60"/>
+              <w:right w:type="dxa" w:w="100"/>
+            </w:tcMar>
+          </w:tcPr>
+          <w:p>
+            <w:pPr>
+              <w:bidi/>
+            </w:pPr>
+            <w:r>
+              <w:rPr>
+                <w:rFonts w:ascii="Arial" w:cs="Arial" w:hAnsi="Arial"/>
+                <w:b w:val="false"/>
+                <w:i w:val="false"/>
+                <w:sz w:val="20"/>
+                <w:szCs w:val="20"/>
+                <w:rtl/>
+              </w:rPr>
+              <w:t xml:space="preserve">הונאות בדואר אישי (מתנות, טלפון, משלוח)</w:t>
+            </w:r>
+          </w:p>
+        </w:tc>
+        <w:tc>
+          <w:tcPr>
+            <w:tcW w:type="dxa" w:w="2000"/>
+            <w:tcBorders>
+              <w:top w:val="single" w:color="BFBFBF" w:sz="4"/>
+              <w:left w:val="single" w:color="BFBFBF" w:sz="4"/>
+              <w:bottom w:val="single" w:color="BFBFBF" w:sz="4"/>
+              <w:right w:val="single" w:color="BFBFBF" w:sz="4"/>
+            </w:tcBorders>
+            <w:tcMar>
+              <w:top w:type="dxa" w:w="60"/>
+              <w:left w:type="dxa" w:w="100"/>
+              <w:bottom w:type="dxa" w:w="60"/>
+              <w:right w:type="dxa" w:w="100"/>
+            </w:tcMar>
+          </w:tcPr>
+          <w:p>
+            <w:pPr>
+              <w:bidi/>
+              <w:jc w:val="center"/>
+            </w:pPr>
+            <w:r>
+              <w:rPr>
+                <w:rFonts w:ascii="Arial" w:cs="Arial" w:hAnsi="Arial"/>
+                <w:b w:val="false"/>
+                <w:i w:val="false"/>
+                <w:sz w:val="20"/>
+                <w:szCs w:val="20"/>
+                <w:rtl/>
+              </w:rPr>
+              <w:t xml:space="preserve">4</w:t>
+            </w:r>
+          </w:p>
+        </w:tc>
+        <w:tc>
+          <w:tcPr>
+            <w:tcW w:type="dxa" w:w="2000"/>
+            <w:tcBorders>
+              <w:top w:val="single" w:color="BFBFBF" w:sz="4"/>
+              <w:left w:val="single" w:color="BFBFBF" w:sz="4"/>
+              <w:bottom w:val="single" w:color="BFBFBF" w:sz="4"/>
+              <w:right w:val="single" w:color="BFBFBF" w:sz="4"/>
+            </w:tcBorders>
+            <w:tcMar>
+              <w:top w:type="dxa" w:w="60"/>
+              <w:left w:type="dxa" w:w="100"/>
+              <w:bottom w:type="dxa" w:w="60"/>
+              <w:right w:type="dxa" w:w="100"/>
+            </w:tcMar>
+          </w:tcPr>
+          <w:p>
+            <w:pPr>
+              <w:bidi/>
+              <w:jc w:val="center"/>
+            </w:pPr>
+            <w:r>
+              <w:rPr>
+                <w:rFonts w:ascii="Arial" w:cs="Arial" w:hAnsi="Arial"/>
+                <w:b/>
+                <w:bCs/>
+                <w:i w:val="false"/>
+                <w:color w:val="C62828"/>
+                <w:sz w:val="20"/>
+                <w:szCs w:val="20"/>
+                <w:rtl/>
+              </w:rPr>
+              <w:t xml:space="preserve">0</w:t>
+            </w:r>
+          </w:p>
+        </w:tc>
+      </w:tr>
+    </w:tbl>
+    <w:p>
+      <w:pPr>
+        <w:bidi/>
+        <w:spacing w:after="60" w:before="0" w:line="300"/>
+      </w:pPr>
+      <w:r>
+        <w:rPr>
+          <w:rFonts w:ascii="Arial" w:cs="Arial" w:hAnsi="Arial"/>
+          <w:b w:val="false"/>
+          <w:i w:val="false"/>
+          <w:sz w:val="22"/>
+          <w:szCs w:val="22"/>
+          <w:rtl/>
+        </w:rPr>
+        <w:t xml:space="preserve"/>
+      </w:r>
+    </w:p>
+    <w:p>
+      <w:pPr>
+        <w:pStyle w:val="Heading2"/>
+        <w:keepNext/>
+        <w:bidi/>
+        <w:spacing w:after="100" w:before="240"/>
+      </w:pPr>
+      <w:r>
+        <w:rPr>
+          <w:rFonts w:ascii="Arial" w:cs="Arial" w:hAnsi="Arial"/>
+          <w:b/>
+          <w:bCs/>
+          <w:i w:val="false"/>
+          <w:color w:val="0B3D59"/>
+          <w:sz w:val="25"/>
+          <w:szCs w:val="25"/>
+          <w:rtl/>
+        </w:rPr>
+        <w:t xml:space="preserve">מה עבד ומה לא</w:t>
+      </w:r>
+    </w:p>
+    <w:p>
+      <w:pPr>
+        <w:pStyle w:val="ListParagraph"/>
+        <w:numPr>
+          <w:ilvl w:val="0"/>
+          <w:numId w:val="2"/>
+        </w:numPr>
+        <w:bidi/>
+        <w:spacing w:after="80" w:before="0" w:line="300"/>
+      </w:pPr>
+      <w:r>
+        <w:rPr>
+          <w:rFonts w:ascii="Arial" w:cs="Arial" w:hAnsi="Arial"/>
+          <w:b/>
+          <w:bCs/>
+          <w:i w:val="false"/>
+          <w:sz w:val="22"/>
+          <w:szCs w:val="22"/>
+          <w:rtl/>
+        </w:rPr>
+        <w:t xml:space="preserve">השיפורים הכלילו. </w:t>
+      </w:r>
+      <w:r>
+        <w:rPr>
+          <w:rFonts w:ascii="Arial" w:cs="Arial" w:hAnsi="Arial"/>
+          <w:b w:val="false"/>
+          <w:i w:val="false"/>
+          <w:sz w:val="22"/>
+          <w:szCs w:val="22"/>
+          <w:rtl/>
+        </w:rPr>
+        <w:t xml:space="preserve">קובץ ISO וקובץ HTML זדוניים זוהו, השני בדרגת "זדוני", וכך גם בקשת העברה בנקאית דחופה מ"מנכ"ל" בכתובת Gmail. אלה מקרים שהחוקים לא ראו קודם. זיהוי התחזות למותגים מהרשימה נשאר טוב.</w:t>
+      </w:r>
+    </w:p>
+    <w:p>
+      <w:pPr>
+        <w:pStyle w:val="ListParagraph"/>
+        <w:numPr>
+          <w:ilvl w:val="0"/>
+          <w:numId w:val="2"/>
+        </w:numPr>
+        <w:bidi/>
+        <w:spacing w:after="80" w:before="0" w:line="300"/>
+      </w:pPr>
+      <w:r>
+        <w:rPr>
+          <w:rFonts w:ascii="Arial" w:cs="Arial" w:hAnsi="Arial"/>
+          <w:b/>
+          <w:bCs/>
+          <w:i w:val="false"/>
+          <w:sz w:val="22"/>
+          <w:szCs w:val="22"/>
+          <w:rtl/>
+        </w:rPr>
+        <w:t xml:space="preserve">הפערים שנותרו. </w:t>
+      </w:r>
+      <w:r>
+        <w:rPr>
+          <w:rFonts w:ascii="Arial" w:cs="Arial" w:hAnsi="Arial"/>
+          <w:b w:val="false"/>
+          <w:i w:val="false"/>
+          <w:sz w:val="22"/>
+          <w:szCs w:val="22"/>
+          <w:rtl/>
+        </w:rPr>
+        <w:t xml:space="preserve">התחזות למותגים שאינם ברשימה (Expedia, Atlassian, דואר ישראל), התחזות כללית למחלקת IT, הונאות תשלום בניסוח אחר ("מתנות ללקוחות", "עדכנו את פרטי הבנק"), הונאות שמבקשות להתקשר למספר טלפון, וקובץ התקנה זדוני בקישור במקום כקובץ מצורף.</w:t>
+      </w:r>
+    </w:p>
+    <w:p>
+      <w:pPr>
+        <w:pStyle w:val="ListParagraph"/>
+        <w:numPr>
+          <w:ilvl w:val="0"/>
+          <w:numId w:val="2"/>
+        </w:numPr>
+        <w:bidi/>
+        <w:spacing w:after="80" w:before="0" w:line="300"/>
+      </w:pPr>
+      <w:r>
+        <w:rPr>
+          <w:rFonts w:ascii="Arial" w:cs="Arial" w:hAnsi="Arial"/>
+          <w:b/>
+          <w:bCs/>
+          <w:i w:val="false"/>
+          <w:sz w:val="22"/>
+          <w:szCs w:val="22"/>
+          <w:rtl/>
+        </w:rPr>
+        <w:t xml:space="preserve">אזעקת השווא היחידה. </w:t>
+      </w:r>
+      <w:r>
+        <w:rPr>
+          <w:rFonts w:ascii="Arial" w:cs="Arial" w:hAnsi="Arial"/>
+          <w:b w:val="false"/>
+          <w:i w:val="false"/>
+          <w:sz w:val="22"/>
+          <w:szCs w:val="22"/>
+          <w:rtl/>
+        </w:rPr>
+        <w:t xml:space="preserve">הודעה אמיתית של PayPal מהדומיין paypal.co.il. רשימת המותגים מכירה רק את paypal.com ו-paypal.co.uk, ולכן הדומיין הישראלי נראה כחיקוי. בכוונה היא לא תוקנה אחרי הבדיקה, כדי שהמדגם יישאר נפרד.</w:t>
+      </w:r>
+    </w:p>
+    <w:p>
+      <w:pPr>
+        <w:pStyle w:val="ListParagraph"/>
+        <w:numPr>
+          <w:ilvl w:val="0"/>
+          <w:numId w:val="2"/>
+        </w:numPr>
+        <w:bidi/>
+        <w:spacing w:after="80" w:before="0" w:line="300"/>
+      </w:pPr>
+      <w:r>
+        <w:rPr>
+          <w:rFonts w:ascii="Arial" w:cs="Arial" w:hAnsi="Arial"/>
+          <w:b/>
+          <w:bCs/>
+          <w:i w:val="false"/>
+          <w:sz w:val="22"/>
+          <w:szCs w:val="22"/>
+          <w:rtl/>
+        </w:rPr>
+        <w:t xml:space="preserve">סימן רועש. </w:t>
+      </w:r>
+      <w:r>
+        <w:rPr>
+          <w:rFonts w:ascii="Arial" w:cs="Arial" w:hAnsi="Arial"/>
+          <w:b w:val="false"/>
+          <w:i w:val="false"/>
+          <w:sz w:val="22"/>
+          <w:szCs w:val="22"/>
+          <w:rtl/>
+        </w:rPr>
+        <w:t xml:space="preserve">הסימן "תשובות נשלחות לכתובת אחרת" הופיע ב-8 הודעות לגיטימיות וב-0 זדוניות.</w:t>
+      </w:r>
+    </w:p>
+    <w:p>
+      <w:pPr>
+        <w:bidi/>
+        <w:spacing w:after="120" w:before="0" w:line="300"/>
+      </w:pPr>
+      <w:r>
+        <w:rPr>
+          <w:rFonts w:ascii="Arial" w:cs="Arial" w:hAnsi="Arial"/>
+          <w:b/>
+          <w:bCs/>
+          <w:i w:val="false"/>
+          <w:sz w:val="22"/>
+          <w:szCs w:val="22"/>
+          <w:rtl/>
+        </w:rPr>
+        <w:t xml:space="preserve">הלקח: </w:t>
+      </w:r>
+      <w:r>
+        <w:rPr>
+          <w:rFonts w:ascii="Arial" w:cs="Arial" w:hAnsi="Arial"/>
+          <w:b w:val="false"/>
+          <w:i w:val="false"/>
+          <w:sz w:val="22"/>
+          <w:szCs w:val="22"/>
+          <w:rtl/>
+        </w:rPr>
+        <w:t xml:space="preserve">זיהוי מבוסס חוקים מדויק אך צר. הוא תופס את הדפוסים שנכתבו עבורם ומפספס ניסוחים חלופיים ומותגים שאינם ברשימה. הירידה מ-50% ל-35% היא בדיוק מה שמדגם נפרד נועד לחשוף, ומספר שנמדד על מדגם הפיתוח היה מסתיר אותה. הצעדים הבאים: רשימת מותגים מלאה או נתוני מוניטין לדומיינים, זיהוי התחזות כללית, וזיהוי הונאות תשלום לפי משמעות ולא לפי ביטויים.</w:t>
+      </w:r>
+    </w:p>
+    <w:p>
+      <w:pPr>
+        <w:pStyle w:val="Heading1"/>
+        <w:keepNext/>
+        <w:pBdr>
+          <w:bottom w:val="single" w:color="0B3D59" w:sz="6" w:space="4"/>
+        </w:pBdr>
+        <w:bidi/>
+        <w:spacing w:after="160" w:before="360"/>
+      </w:pPr>
+      <w:r>
+        <w:rPr>
+          <w:rFonts w:ascii="Arial" w:cs="Arial" w:hAnsi="Arial"/>
+          <w:b/>
+          <w:bCs/>
+          <w:i w:val="false"/>
+          <w:color w:val="0B3D59"/>
+          <w:sz w:val="30"/>
+          <w:szCs w:val="30"/>
+          <w:rtl/>
+        </w:rPr>
+        <w:t xml:space="preserve">נספח: תוצאות לכל הודעה במדגם הראשון</w:t>
       </w:r>
     </w:p>
     <w:p>

--- a/docs/Lighthouse_Evaluation_Report_HE.docx
+++ b/docs/Lighthouse_Evaluation_Report_HE.docx
@@ -5641,7 +5641,7 @@
           <w:szCs w:val="22"/>
           <w:rtl/>
         </w:rPr>
-        <w:t xml:space="preserve">הודעה אמיתית של PayPal מהדומיין paypal.co.il. רשימת המותגים מכירה רק את paypal.com ו-paypal.co.uk, ולכן הדומיין הישראלי נראה כחיקוי. בכוונה היא לא תוקנה אחרי הבדיקה, כדי שהמדגם יישאר נפרד.</w:t>
+        <w:t xml:space="preserve">הודעה אמיתית של PayPal מהדומיין paypal.co.il. רשימת המותגים מכירה רק את paypal.com ו-paypal.co.uk, ולכן הדומיין הישראלי נראה כחיקוי. היא תוקנה לאחר הבדיקה, על ידי הוספה מפורשת של הדומיינים האזוריים הרשמיים של PayPal ו-Amazon (ולא כל דומיין שמתחיל ב-paypal, כדי שחיקויים כמו paypal.tk עדיין ייתפסו). המספרים בפרק זה נמדדו לפני התיקון ונשארו כפי שהם.</w:t>
       </w:r>
     </w:p>
     <w:p>

--- a/docs/Lighthouse_Evaluation_Report_HE.docx
+++ b/docs/Lighthouse_Evaluation_Report_HE.docx
@@ -4129,7 +4129,7 @@
                 <w:szCs w:val="19"/>
                 <w:rtl/>
               </w:rPr>
-              <w:t xml:space="preserve">בדיקת SPF, DKIM ו-DMARC מכותרות ההודעה, אם תאושר הרשאת גישה רחבה יותר</w:t>
+              <w:t xml:space="preserve">בדיקת SPF, DKIM ו-DMARC מכותרות ההודעה. בוצע בהמשך: התברר שההרשאה הקיימת מספיקה לקריאת הכותרות</w:t>
             </w:r>
           </w:p>
         </w:tc>
@@ -4198,7 +4198,7 @@
                 <w:szCs w:val="19"/>
                 <w:rtl/>
               </w:rPr>
-              <w:t xml:space="preserve">גבוה</w:t>
+              <w:t xml:space="preserve">נמוך</w:t>
             </w:r>
           </w:p>
         </w:tc>
